--- a/spa/docx/42.content.docx
+++ b/spa/docx/42.content.docx
@@ -11,6 +11,15 @@
         <w:pStyle w:val="Heading2"/>
       </w:pPr>
       <w:r>
+        <w:t>Resource: Notas de Estudio (Tyndale)</w:t>
+      </w:r>
+      <w:r/>
+    </w:p>
+    <w:p>
+      <w:pPr>
+        <w:pStyle w:val="Heading2"/>
+      </w:pPr>
+      <w:r>
         <w:t>License Information</w:t>
       </w:r>
       <w:r/>
@@ -21,7 +30,7 @@
         <w:rPr>
           <w:b/>
         </w:rPr>
-        <w:t>Study Notes (Tyndale)</w:t>
+        <w:t>Notas de Estudio (Tyndale)</w:t>
       </w:r>
       <w:r>
         <w:t xml:space="preserve"> (Spanish) is based on</w:t>
@@ -74,7 +83,7 @@
         <w:pStyle w:val="Heading1"/>
       </w:pPr>
       <w:r>
-        <w:t>Study Notes (Tyndale)</w:t>
+        <w:t>Notas de Estudio (Tyndale)</w:t>
       </w:r>
     </w:p>
     <w:p>
@@ -83,6 +92,51 @@
           <w:headerReference w:type="even" r:id="rId8"/>
           <w:headerReference w:type="default" r:id="rId9"/>
           <w:footerReference w:type="default" r:id="rId10"/>
+          <w:footnotePr>
+            <w:numRestart w:val="eachSect"/>
+          </w:footnotePr>
+          <w:type w:val="continuous"/>
+          <w:pgSz w:w="12240" w:h="15840" w:code="1"/>
+          <w:pgMar w:top="1440" w:right="1440" w:bottom="1440" w:left="1440" w:header="504" w:footer="504" w:gutter="0"/>
+          <w:cols w:space="708"/>
+          <w:titlePg/>
+          <w:docGrid w:linePitch="360"/>
+        </w:sectPr>
+      </w:pPr>
+    </w:p>
+    <w:p>
+      <w:r/>
+    </w:p>
+    <w:p>
+      <w:pPr>
+        <w:pStyle w:val="Heading2"/>
+      </w:pPr>
+      <w:r>
+        <w:t>LUK</w:t>
+      </w:r>
+      <w:r/>
+    </w:p>
+    <w:p>
+      <w:r/>
+      <w:r>
+        <w:rPr>
+          <w:i/>
+        </w:rPr>
+        <w:t>Lucas 1:1, Lucas 1:1–4, Lucas 1:3, Lucas 1:5, Lucas 1:5–2.52, Lucas 1:7, Lucas 1:8–9, Lucas 1:12–13, Lucas 1:15, Lucas 1:17, Lucas 1:19, Lucas 1:20, Lucas 1:24, Lucas 1:26, Lucas 1:27, Lucas 1:31, Lucas 1:32–33, Lucas 1:35, Lucas 1:36, Lucas 1:39, Lucas 1:41, Lucas 1:46–55, Lucas 1:48, Lucas 1:51, Lucas 1:54–55, Lucas 1:59, Lucas 1:62–63, Lucas 1:66, Lucas 1:67–79, Lucas 1:68, Lucas 1:69, Lucas 1:71, Lucas 1:76–77, Lucas 1:78, Lucas 1:80, Lucas 2:1, Lucas 2:1–7, Lucas 2:2, Lucas 2:3–4, Lucas 2:5, Lucas 2:7, Lucas 2:8, Lucas 2:9–10, Lucas 2:11, Lucas 2:12, Lucas 2:13, Lucas 2:14, Lucas 2:19, Lucas 2:20, Lucas 2:21, Lucas 2:22, Lucas 2:24, Lucas 2:25, Lucas 2:26, Lucas 2:27, Lucas 2:29–32, Lucas 2:30, Lucas 2:31, Lucas 2:32, Lucas 2:34, Lucas 2:35, Lucas 2:36–38, Lucas 2:37, Lucas 2:40, Lucas 2:41, Lucas 2:41–51, Lucas 2:42, Lucas 2:44, Lucas 2:46, Lucas 2:47, Lucas 2:49, Lucas 2:51, Lucas 3:1, Lucas 3:1–4.13, Lucas 3:2, Lucas 3:3, Lucas 3:4–6, Lucas 3:7, Lucas 3:8, Lucas 3:9, Lucas 3:11, Lucas 3:12, Lucas 3:14, Lucas 3:16, Lucas 3:17, Lucas 3:19–20, Lucas 3:21, Lucas 3:21–22, Lucas 3:22, Lucas 3:23, Lucas 3:23–38, Lucas 3:27, Lucas 3:31, Lucas 3:32, Lucas 3:38, Lucas 4:1–13, Lucas 4:2, Lucas 4:3, Lucas 4:4, Lucas 4:6, Lucas 4:8, Lucas 4:10–11, Lucas 4:12, Lucas 4:13, Lucas 4:14, Lucas 4:16–30, Lucas 4:18–19, Lucas 4:21, Lucas 4:23, Lucas 4:25–26, Lucas 4:27, Lucas 4:28, Lucas 4:30, Lucas 4:31, Lucas 4:33, Lucas 4:34, Lucas 4:36, Lucas 4:38, Lucas 4:39, Lucas 4:41, Lucas 4:43, Lucas 4:44, Lucas 5:1–11, Lucas 5:3, Lucas 5:4, Lucas 5:7, Lucas 5:8, Lucas 5:10, Lucas 5:11, Lucas 5:12, Lucas 5:13, Lucas 5:14, Lucas 5:17, Lucas 5:17–26, Lucas 5:19, Lucas 5:22, Lucas 5:23–24, Lucas 5:24, Lucas 5:27, Lucas 5:27–32, Lucas 5:29, Lucas 5:30, Lucas 5:31–32, Lucas 5:33, Lucas 5:34–35, Lucas 5:36–38, Lucas 5:39, Lucas 6:1, Lucas 6:1–11, Lucas 6:2, Lucas 6:3, Lucas 6:5, Lucas 6:6–7, Lucas 6:8, Lucas 6:9, Lucas 6:12, Lucas 6:13, Lucas 6:14, Lucas 6:15, Lucas 6:16, Lucas 6:17, Lucas 6:17–49, Lucas 6:20–21, Lucas 6:20–23, Lucas 6:23, Lucas 6:24–26, Lucas 6:27, Lucas 6:30, Lucas 6:31, Lucas 6:34–36, Lucas 6:37–42, Lucas 6:38, Lucas 6:41, Lucas 6:45, Lucas 6:49, Lucas 7:1–10, Lucas 7:2, Lucas 7:3, Lucas 7:5, Lucas 7:6, Lucas 7:8, Lucas 7:9, Lucas 7:11, Lucas 7:11–17, Lucas 7:12, Lucas 7:13–14, Lucas 7:16, Lucas 7:18–23, Lucas 7:22, Lucas 7:23, Lucas 7:27, Lucas 7:28, Lucas 7:31–35, Lucas 7:33, Lucas 7:35, Lucas 7:36, Lucas 7:36–50, Lucas 7:37, Lucas 7:38, Lucas 7:40, Lucas 7:41, Lucas 7:43, Lucas 7:44–46, Lucas 7:47, Lucas 8:2, Lucas 8:2–3, Lucas 8:4–15, Lucas 8:5, Lucas 8:6, Lucas 8:7, Lucas 8:8, Lucas 8:10, Lucas 8:11, Lucas 8:12, Lucas 8:13, Lucas 8:16–17, Lucas 8:18, Lucas 8:19–20, Lucas 8:21, Lucas 8:22–25, Lucas 8:23, Lucas 8:24, Lucas 8:26, Lucas 8:26–39, Lucas 8:27, Lucas 8:28, Lucas 8:29, Lucas 8:30, Lucas 8:31, Lucas 8:32, Lucas 8:35, Lucas 8:37, Lucas 8:39, Lucas 8:40–56, Lucas 8:41, Lucas 8:43, Lucas 8:44, Lucas 8:45, Lucas 8:48, Lucas 8:51, Lucas 8:52, Lucas 8:55, Lucas 8:56, Lucas 9:1–6, Lucas 9:3, Lucas 9:4, Lucas 9:5, Lucas 9:8, Lucas 9:9, Lucas 9:10, Lucas 9:10–17, Lucas 9:11, Lucas 9:13, Lucas 9:17, Lucas 9:18–27, Lucas 9:19, Lucas 9:20, Lucas 9:21–22, Lucas 9:22, Lucas 9:23, Lucas 9:23–27, Lucas 9:24, Lucas 9:26, Lucas 9:27, Lucas 9:28, Lucas 9:28–36, Lucas 9:29, Lucas 9:31, Lucas 9:33, Lucas 9:34, Lucas 9:35, Lucas 9:38, Lucas 9:39, Lucas 9:41, Lucas 9:44, Lucas 9:45, Lucas 9:46, Lucas 9:46–50, Lucas 9:47, Lucas 9:48, Lucas 9:50, Lucas 9:51, Lucas 9:51–19.44, Lucas 9:52–53, Lucas 9:54, Lucas 9:57–62, Lucas 9:58, Lucas 9:59, Lucas 9:61–62, Lucas 10:1–20, Lucas 10:2, Lucas 10:3, Lucas 10:4, Lucas 10:5, Lucas 10:7, Lucas 10:9, Lucas 10:11, Lucas 10:12, Lucas 10:13, Lucas 10:15, Lucas 10:18, Lucas 10:19, Lucas 10:20, Lucas 10:21, Lucas 10:22, Lucas 10:23, Lucas 10:25, Lucas 10:27, Lucas 10:28, Lucas 10:29, Lucas 10:30, Lucas 10:30–37, Lucas 10:31, Lucas 10:32, Lucas 10:33, Lucas 10:34, Lucas 10:38–42, Lucas 10:39, Lucas 10:40, Lucas 10:42, Lucas 11:1, Lucas 11:2–4, Lucas 11:4, Lucas 11:6, Lucas 11:8, Lucas 11:11–12, Lucas 11:13, Lucas 11:14, Lucas 11:14–32, Lucas 11:15, Lucas 11:17, Lucas 11:20, Lucas 11:21–22, Lucas 11:23, Lucas 11:26, Lucas 11:28, Lucas 11:29–30, Lucas 11:31, Lucas 11:33, Lucas 11:35–36, Lucas 11:37, Lucas 11:38, Lucas 11:39, Lucas 11:41, Lucas 11:42, Lucas 11:42–52, Lucas 11:43, Lucas 11:44, Lucas 11:45, Lucas 11:46, Lucas 11:48, Lucas 11:49, Lucas 11:51, Lucas 11:52, Lucas 12:1, Lucas 12:2–3, Lucas 12:5, Lucas 12:6, Lucas 12:8, Lucas 12:10, Lucas 12:11–12, Lucas 12:13, Lucas 12:13–21, Lucas 12:15, Lucas 12:16–20, Lucas 12:19–20, Lucas 12:22–34, Lucas 12:24, Lucas 12:25, Lucas 12:27, Lucas 12:30, Lucas 12:31, Lucas 12:32, Lucas 12:33, Lucas 12:35, Lucas 12:35–48, Lucas 12:36, Lucas 12:37, Lucas 12:40, Lucas 12:42, Lucas 12:44, Lucas 12:46, Lucas 12:47–48, Lucas 12:49, Lucas 12:50, Lucas 12:51–53, Lucas 12:53, Lucas 12:54, Lucas 12:55, Lucas 12:58, Lucas 13:1, Lucas 13:1–4, Lucas 13:4, Lucas 13:6, Lucas 13:6–9, Lucas 13:9, Lucas 13:10, Lucas 13:11, Lucas 13:14, Lucas 13:15–16, Lucas 13:17, Lucas 13:18–21, Lucas 13:19, Lucas 13:21, Lucas 13:23, Lucas 13:25, Lucas 13:28, Lucas 13:29, Lucas 13:32, Lucas 13:33, Lucas 13:34, Lucas 13:35, Lucas 14:1, Lucas 14:2, Lucas 14:3, Lucas 14:5, Lucas 14:7, Lucas 14:8, Lucas 14:9, Lucas 14:12–13, Lucas 14:14, Lucas 14:15–24, Lucas 14:17, Lucas 14:18, Lucas 14:19, Lucas 14:20, Lucas 14:21, Lucas 14:23, Lucas 14:25–35, Lucas 14:26, Lucas 14:27, Lucas 14:34, Lucas 14:35, Lucas 15:1, Lucas 15:1–32, Lucas 15:2, Lucas 15:4, Lucas 15:8, Lucas 15:11–32, Lucas 15:12, Lucas 15:13, Lucas 15:15, Lucas 15:20, Lucas 15:21, Lucas 15:22, Lucas 15:23, Lucas 15:28, Lucas 15:30, Lucas 15:31, Lucas 16:1, Lucas 16:2, Lucas 16:3, Lucas 16:5–7, Lucas 16:6, Lucas 16:7, Lucas 16:8, Lucas 16:8–9, Lucas 16:9, Lucas 16:13, Lucas 16:14, Lucas 16:16, Lucas 16:17, Lucas 16:18, Lucas 16:19, Lucas 16:19–31, Lucas 16:21, Lucas 16:22, Lucas 16:23, Lucas 16:24, Lucas 16:26, Lucas 16:31, Lucas 17:1, Lucas 17:2, Lucas 17:4, Lucas 17:6, Lucas 17:7–10, Lucas 17:11, Lucas 17:11–19, Lucas 17:12, Lucas 17:14, Lucas 17:16, Lucas 17:19, Lucas 17:20–21, Lucas 17:20–37, Lucas 17:22, Lucas 17:23–24, Lucas 17:25, Lucas 17:26–29, Lucas 17:32–33, Lucas 17:34–35, Lucas 17:37, Lucas 18:1–8, Lucas 18:2, Lucas 18:3, Lucas 18:5, Lucas 18:7, Lucas 18:8, Lucas 18:9–14, Lucas 18:10, Lucas 18:12, Lucas 18:13, Lucas 18:14, Lucas 18:15–17, Lucas 18:17, Lucas 18:18, Lucas 18:18–30, Lucas 18:19, Lucas 18:20, Lucas 18:21, Lucas 18:22, Lucas 18:24–25, Lucas 18:27, Lucas 18:28–30, Lucas 18:30, Lucas 18:31, Lucas 18:31–34, Lucas 18:32–33, Lucas 18:34, Lucas 18:35, Lucas 18:35–43, Lucas 18:38, Lucas 19:1–10, Lucas 19:2, Lucas 19:4, Lucas 19:5, Lucas 19:7, Lucas 19:8, Lucas 19:9, Lucas 19:10, Lucas 19:11–27, Lucas 19:12, Lucas 19:14, Lucas 19:17, Lucas 19:23, Lucas 19:26, Lucas 19:27, Lucas 19:28–40, Lucas 19:29, Lucas 19:30, Lucas 19:31, Lucas 19:36, Lucas 19:38, Lucas 19:40, Lucas 19:42, Lucas 19:43–44, Lucas 19:45, Lucas 19:45–48, Lucas 19:47, Lucas 20:1, Lucas 20:1–47, Lucas 20:2, Lucas 20:4–6, Lucas 20:6, Lucas 20:7–8, Lucas 20:9, Lucas 20:9–19, Lucas 20:10, Lucas 20:13, Lucas 20:14, Lucas 20:17, Lucas 20:18, Lucas 20:19, Lucas 20:20–26, Lucas 20:21, Lucas 20:22, Lucas 20:24, Lucas 20:25, Lucas 20:27, Lucas 20:28, Lucas 20:29–33, Lucas 20:33, Lucas 20:35, Lucas 20:36, Lucas 20:37, Lucas 20:39, Lucas 20:40, Lucas 20:41, Lucas 20:41–44, Lucas 20:42–43, Lucas 20:44, Lucas 20:46–47, Lucas 20:47, Lucas 21:1, Lucas 21:1–4, Lucas 21:2, Lucas 21:4, Lucas 21:5, Lucas 21:5–38, Lucas 21:6, Lucas 21:8, Lucas 21:8–11, Lucas 21:11, Lucas 21:12, Lucas 21:12–19, Lucas 21:15, Lucas 21:16, Lucas 21:18–19, Lucas 21:20–24, Lucas 21:21, Lucas 21:22, Lucas 21:24, Lucas 21:25, Lucas 21:31, Lucas 21:32, Lucas 21:33, Lucas 21:34, Lucas 21:36, Lucas 22:1, Lucas 22:1–6, Lucas 22:3, Lucas 22:4, Lucas 22:5, Lucas 22:6, Lucas 22:7, Lucas 22:7–30, Lucas 22:8, Lucas 22:10, Lucas 22:11–12, Lucas 22:14, Lucas 22:15, Lucas 22:16, Lucas 22:17, Lucas 22:19–20, Lucas 22:20, Lucas 22:21–22, Lucas 22:22, Lucas 22:24, Lucas 22:25, Lucas 22:27, Lucas 22:29–30, Lucas 22:30, Lucas 22:31, Lucas 22:32, Lucas 22:33, Lucas 22:34, Lucas 22:36, Lucas 22:38, Lucas 22:39, Lucas 22:42, Lucas 22:43, Lucas 22:44, Lucas 22:45–46, Lucas 22:47, Lucas 22:51, Lucas 22:52, Lucas 22:54, Lucas 22:59, Lucas 22:61, Lucas 22:63, Lucas 22:64, Lucas 22:66, Lucas 22:67–68, Lucas 22:69, Lucas 22:70, Lucas 22:71, Lucas 23:1, Lucas 23:2, Lucas 23:3, Lucas 23:4, Lucas 23:5, Lucas 23:6–7, Lucas 23:8, Lucas 23:9, Lucas 23:12, Lucas 23:14–15, Lucas 23:16–18, Lucas 23:19, Lucas 23:24, Lucas 23:26, Lucas 23:28, Lucas 23:29, Lucas 23:30, Lucas 23:31, Lucas 23:33, Lucas 23:34, Lucas 23:35, Lucas 23:36, Lucas 23:38, Lucas 23:42, Lucas 23:43, Lucas 23:44, Lucas 23:45, Lucas 23:46, Lucas 23:47, Lucas 23:48, Lucas 23:50–51, Lucas 23:52, Lucas 23:53, Lucas 23:54, Lucas 23:55–56, Lucas 24:1, Lucas 24:1–12, Lucas 24:2, Lucas 24:4, Lucas 24:5–7, Lucas 24:7, Lucas 24:9, Lucas 24:10, Lucas 24:12, Lucas 24:13, Lucas 24:13–34, Lucas 24:16, Lucas 24:18, Lucas 24:19, Lucas 24:21, Lucas 24:22, Lucas 24:25–26, Lucas 24:27, Lucas 24:29, Lucas 24:30, Lucas 24:31, Lucas 24:34, Lucas 24:39, Lucas 24:44, Lucas 24:46, Lucas 24:47, Lucas 24:48, Lucas 24:49, Lucas 24:50, Lucas 24:50–53, Lucas 24:51, Lucas 24:53</w:t>
+      </w:r>
+      <w:r/>
+    </w:p>
+    <w:p>
+      <w:r/>
+      <w:r>
+        <w:t xml:space="preserve"> </w:t>
+      </w:r>
+      <w:r/>
+      <w:r/>
+    </w:p>
+    <w:p>
+      <w:pPr>
+        <w:sectPr>
           <w:footnotePr>
             <w:numRestart w:val="eachSect"/>
           </w:footnotePr>

--- a/spa/docx/42.content.docx
+++ b/spa/docx/42.content.docx
@@ -163,13 +163,6 @@
         <w:rPr>
           <w:lang w:val="es_ES" w:bidi="es_ES"/>
         </w:rPr>
-      </w:r>
-      <w:r>
-        <w:rPr>
-          <w:i/>
-          <w:lang w:val="es_ES" w:bidi="es_ES"/>
-        </w:rPr>
-        <w:t>Lucas 1:1, Lucas 1:1–4, Lucas 1:3, Lucas 1:5, Lucas 1:5–2.52, Lucas 1:7, Lucas 1:8–9, Lucas 1:12–13, Lucas 1:15, Lucas 1:17, Lucas 1:19, Lucas 1:20, Lucas 1:24, Lucas 1:26, Lucas 1:27, Lucas 1:31, Lucas 1:32–33, Lucas 1:35, Lucas 1:36, Lucas 1:39, Lucas 1:41, Lucas 1:46–55, Lucas 1:48, Lucas 1:51, Lucas 1:54–55, Lucas 1:59, Lucas 1:62–63, Lucas 1:66, Lucas 1:67–79, Lucas 1:68, Lucas 1:69, Lucas 1:71, Lucas 1:76–77, Lucas 1:78, Lucas 1:80, Lucas 2:1, Lucas 2:1–7, Lucas 2:2, Lucas 2:3–4, Lucas 2:5, Lucas 2:7, Lucas 2:8, Lucas 2:9–10, Lucas 2:11, Lucas 2:12, Lucas 2:13, Lucas 2:14, Lucas 2:19, Lucas 2:20, Lucas 2:21, Lucas 2:22, Lucas 2:24, Lucas 2:25, Lucas 2:26, Lucas 2:27, Lucas 2:29–32, Lucas 2:30, Lucas 2:31, Lucas 2:32, Lucas 2:34, Lucas 2:35, Lucas 2:36–38, Lucas 2:37, Lucas 2:40, Lucas 2:41, Lucas 2:41–51, Lucas 2:42, Lucas 2:44, Lucas 2:46, Lucas 2:47, Lucas 2:49, Lucas 2:51, Lucas 3:1, Lucas 3:1–4.13, Lucas 3:2, Lucas 3:3, Lucas 3:4–6, Lucas 3:7, Lucas 3:8, Lucas 3:9, Lucas 3:11, Lucas 3:12, Lucas 3:14, Lucas 3:16, Lucas 3:17, Lucas 3:19–20, Lucas 3:21, Lucas 3:21–22, Lucas 3:22, Lucas 3:23, Lucas 3:23–38, Lucas 3:27, Lucas 3:31, Lucas 3:32, Lucas 3:38, Lucas 4:1–13, Lucas 4:2, Lucas 4:3, Lucas 4:4, Lucas 4:6, Lucas 4:8, Lucas 4:10–11, Lucas 4:12, Lucas 4:13, Lucas 4:14, Lucas 4:16–30, Lucas 4:18–19, Lucas 4:21, Lucas 4:23, Lucas 4:25–26, Lucas 4:27, Lucas 4:28, Lucas 4:30, Lucas 4:31, Lucas 4:33, Lucas 4:34, Lucas 4:36, Lucas 4:38, Lucas 4:39, Lucas 4:41, Lucas 4:43, Lucas 4:44, Lucas 5:1–11, Lucas 5:3, Lucas 5:4, Lucas 5:7, Lucas 5:8, Lucas 5:10, Lucas 5:11, Lucas 5:12, Lucas 5:13, Lucas 5:14, Lucas 5:17, Lucas 5:17–26, Lucas 5:19, Lucas 5:22, Lucas 5:23–24, Lucas 5:24, Lucas 5:27, Lucas 5:27–32, Lucas 5:29, Lucas 5:30, Lucas 5:31–32, Lucas 5:33, Lucas 5:34–35, Lucas 5:36–38, Lucas 5:39, Lucas 6:1, Lucas 6:1–11, Lucas 6:2, Lucas 6:3, Lucas 6:5, Lucas 6:6–7, Lucas 6:8, Lucas 6:9, Lucas 6:12, Lucas 6:13, Lucas 6:14, Lucas 6:15, Lucas 6:16, Lucas 6:17, Lucas 6:17–49, Lucas 6:20–21, Lucas 6:20–23, Lucas 6:23, Lucas 6:24–26, Lucas 6:27, Lucas 6:30, Lucas 6:31, Lucas 6:34–36, Lucas 6:37–42, Lucas 6:38, Lucas 6:41, Lucas 6:45, Lucas 6:49, Lucas 7:1–10, Lucas 7:2, Lucas 7:3, Lucas 7:5, Lucas 7:6, Lucas 7:8, Lucas 7:9, Lucas 7:11, Lucas 7:11–17, Lucas 7:12, Lucas 7:13–14, Lucas 7:16, Lucas 7:18–23, Lucas 7:22, Lucas 7:23, Lucas 7:27, Lucas 7:28, Lucas 7:31–35, Lucas 7:33, Lucas 7:35, Lucas 7:36, Lucas 7:36–50, Lucas 7:37, Lucas 7:38, Lucas 7:40, Lucas 7:41, Lucas 7:43, Lucas 7:44–46, Lucas 7:47, Lucas 8:2, Lucas 8:2–3, Lucas 8:4–15, Lucas 8:5, Lucas 8:6, Lucas 8:7, Lucas 8:8, Lucas 8:10, Lucas 8:11, Lucas 8:12, Lucas 8:13, Lucas 8:16–17, Lucas 8:18, Lucas 8:19–20, Lucas 8:21, Lucas 8:22–25, Lucas 8:23, Lucas 8:24, Lucas 8:26, Lucas 8:26–39, Lucas 8:27, Lucas 8:28, Lucas 8:29, Lucas 8:30, Lucas 8:31, Lucas 8:32, Lucas 8:35, Lucas 8:37, Lucas 8:39, Lucas 8:40–56, Lucas 8:41, Lucas 8:43, Lucas 8:44, Lucas 8:45, Lucas 8:48, Lucas 8:51, Lucas 8:52, Lucas 8:55, Lucas 8:56, Lucas 9:1–6, Lucas 9:3, Lucas 9:4, Lucas 9:5, Lucas 9:8, Lucas 9:9, Lucas 9:10, Lucas 9:10–17, Lucas 9:11, Lucas 9:13, Lucas 9:17, Lucas 9:18–27, Lucas 9:19, Lucas 9:20, Lucas 9:21–22, Lucas 9:22, Lucas 9:23, Lucas 9:23–27, Lucas 9:24, Lucas 9:26, Lucas 9:27, Lucas 9:28, Lucas 9:28–36, Lucas 9:29, Lucas 9:31, Lucas 9:33, Lucas 9:34, Lucas 9:35, Lucas 9:38, Lucas 9:39, Lucas 9:41, Lucas 9:44, Lucas 9:45, Lucas 9:46, Lucas 9:46–50, Lucas 9:47, Lucas 9:48, Lucas 9:50, Lucas 9:51, Lucas 9:51–19.44, Lucas 9:52–53, Lucas 9:54, Lucas 9:57–62, Lucas 9:58, Lucas 9:59, Lucas 9:61–62, Lucas 10:1–20, Lucas 10:2, Lucas 10:3, Lucas 10:4, Lucas 10:5, Lucas 10:7, Lucas 10:9, Lucas 10:11, Lucas 10:12, Lucas 10:13, Lucas 10:15, Lucas 10:18, Lucas 10:19, Lucas 10:20, Lucas 10:21, Lucas 10:22, Lucas 10:23, Lucas 10:25, Lucas 10:27, Lucas 10:28, Lucas 10:29, Lucas 10:30, Lucas 10:30–37, Lucas 10:31, Lucas 10:32, Lucas 10:33, Lucas 10:34, Lucas 10:38–42, Lucas 10:39, Lucas 10:40, Lucas 10:42, Lucas 11:1, Lucas 11:2–4, Lucas 11:4, Lucas 11:6, Lucas 11:8, Lucas 11:11–12, Lucas 11:13, Lucas 11:14, Lucas 11:14–32, Lucas 11:15, Lucas 11:17, Lucas 11:20, Lucas 11:21–22, Lucas 11:23, Lucas 11:26, Lucas 11:28, Lucas 11:29–30, Lucas 11:31, Lucas 11:33, Lucas 11:35–36, Lucas 11:37, Lucas 11:38, Lucas 11:39, Lucas 11:41, Lucas 11:42, Lucas 11:42–52, Lucas 11:43, Lucas 11:44, Lucas 11:45, Lucas 11:46, Lucas 11:48, Lucas 11:49, Lucas 11:51, Lucas 11:52, Lucas 12:1, Lucas 12:2–3, Lucas 12:5, Lucas 12:6, Lucas 12:8, Lucas 12:10, Lucas 12:11–12, Lucas 12:13, Lucas 12:13–21, Lucas 12:15, Lucas 12:16–20, Lucas 12:19–20, Lucas 12:22–34, Lucas 12:24, Lucas 12:25, Lucas 12:27, Lucas 12:30, Lucas 12:31, Lucas 12:32, Lucas 12:33, Lucas 12:35, Lucas 12:35–48, Lucas 12:36, Lucas 12:37, Lucas 12:40, Lucas 12:42, Lucas 12:44, Lucas 12:46, Lucas 12:47–48, Lucas 12:49, Lucas 12:50, Lucas 12:51–53, Lucas 12:53, Lucas 12:54, Lucas 12:55, Lucas 12:58, Lucas 13:1, Lucas 13:1–4, Lucas 13:4, Lucas 13:6, Lucas 13:6–9, Lucas 13:9, Lucas 13:10, Lucas 13:11, Lucas 13:14, Lucas 13:15–16, Lucas 13:17, Lucas 13:18–21, Lucas 13:19, Lucas 13:21, Lucas 13:23, Lucas 13:25, Lucas 13:28, Lucas 13:29, Lucas 13:32, Lucas 13:33, Lucas 13:34, Lucas 13:35, Lucas 14:1, Lucas 14:2, Lucas 14:3, Lucas 14:5, Lucas 14:7, Lucas 14:8, Lucas 14:9, Lucas 14:12–13, Lucas 14:14, Lucas 14:15–24, Lucas 14:17, Lucas 14:18, Lucas 14:19, Lucas 14:20, Lucas 14:21, Lucas 14:23, Lucas 14:25–35, Lucas 14:26, Lucas 14:27, Lucas 14:34, Lucas 14:35, Lucas 15:1, Lucas 15:1–32, Lucas 15:2, Lucas 15:4, Lucas 15:8, Lucas 15:11–32, Lucas 15:12, Lucas 15:13, Lucas 15:15, Lucas 15:20, Lucas 15:21, Lucas 15:22, Lucas 15:23, Lucas 15:28, Lucas 15:30, Lucas 15:31, Lucas 16:1, Lucas 16:2, Lucas 16:3, Lucas 16:5–7, Lucas 16:6, Lucas 16:7, Lucas 16:8, Lucas 16:8–9, Lucas 16:9, Lucas 16:13, Lucas 16:14, Lucas 16:16, Lucas 16:17, Lucas 16:18, Lucas 16:19, Lucas 16:19–31, Lucas 16:21, Lucas 16:22, Lucas 16:23, Lucas 16:24, Lucas 16:26, Lucas 16:31, Lucas 17:1, Lucas 17:2, Lucas 17:4, Lucas 17:6, Lucas 17:7–10, Lucas 17:11, Lucas 17:11–19, Lucas 17:12, Lucas 17:14, Lucas 17:16, Lucas 17:19, Lucas 17:20–21, Lucas 17:20–37, Lucas 17:22, Lucas 17:23–24, Lucas 17:25, Lucas 17:26–29, Lucas 17:32–33, Lucas 17:34–35, Lucas 17:37, Lucas 18:1–8, Lucas 18:2, Lucas 18:3, Lucas 18:5, Lucas 18:7, Lucas 18:8, Lucas 18:9–14, Lucas 18:10, Lucas 18:12, Lucas 18:13, Lucas 18:14, Lucas 18:15–17, Lucas 18:17, Lucas 18:18, Lucas 18:18–30, Lucas 18:19, Lucas 18:20, Lucas 18:21, Lucas 18:22, Lucas 18:24–25, Lucas 18:27, Lucas 18:28–30, Lucas 18:30, Lucas 18:31, Lucas 18:31–34, Lucas 18:32–33, Lucas 18:34, Lucas 18:35, Lucas 18:35–43, Lucas 18:38, Lucas 19:1–10, Lucas 19:2, Lucas 19:4, Lucas 19:5, Lucas 19:7, Lucas 19:8, Lucas 19:9, Lucas 19:10, Lucas 19:11–27, Lucas 19:12, Lucas 19:14, Lucas 19:17, Lucas 19:23, Lucas 19:26, Lucas 19:27, Lucas 19:28–40, Lucas 19:29, Lucas 19:30, Lucas 19:31, Lucas 19:36, Lucas 19:38, Lucas 19:40, Lucas 19:42, Lucas 19:43–44, Lucas 19:45, Lucas 19:45–48, Lucas 19:47, Lucas 20:1, Lucas 20:1–47, Lucas 20:2, Lucas 20:4–6, Lucas 20:6, Lucas 20:7–8, Lucas 20:9, Lucas 20:9–19, Lucas 20:10, Lucas 20:13, Lucas 20:14, Lucas 20:17, Lucas 20:18, Lucas 20:19, Lucas 20:20–26, Lucas 20:21, Lucas 20:22, Lucas 20:24, Lucas 20:25, Lucas 20:27, Lucas 20:28, Lucas 20:29–33, Lucas 20:33, Lucas 20:35, Lucas 20:36, Lucas 20:37, Lucas 20:39, Lucas 20:40, Lucas 20:41, Lucas 20:41–44, Lucas 20:42–43, Lucas 20:44, Lucas 20:46–47, Lucas 20:47, Lucas 21:1, Lucas 21:1–4, Lucas 21:2, Lucas 21:4, Lucas 21:5, Lucas 21:5–38, Lucas 21:6, Lucas 21:8, Lucas 21:8–11, Lucas 21:11, Lucas 21:12, Lucas 21:12–19, Lucas 21:15, Lucas 21:16, Lucas 21:18–19, Lucas 21:20–24, Lucas 21:21, Lucas 21:22, Lucas 21:24, Lucas 21:25, Lucas 21:31, Lucas 21:32, Lucas 21:33, Lucas 21:34, Lucas 21:36, Lucas 22:1, Lucas 22:1–6, Lucas 22:3, Lucas 22:4, Lucas 22:5, Lucas 22:6, Lucas 22:7, Lucas 22:7–30, Lucas 22:8, Lucas 22:10, Lucas 22:11–12, Lucas 22:14, Lucas 22:15, Lucas 22:16, Lucas 22:17, Lucas 22:19–20, Lucas 22:20, Lucas 22:21–22, Lucas 22:22, Lucas 22:24, Lucas 22:25, Lucas 22:27, Lucas 22:29–30, Lucas 22:30, Lucas 22:31, Lucas 22:32, Lucas 22:33, Lucas 22:34, Lucas 22:36, Lucas 22:38, Lucas 22:39, Lucas 22:42, Lucas 22:43, Lucas 22:44, Lucas 22:45–46, Lucas 22:47, Lucas 22:51, Lucas 22:52, Lucas 22:54, Lucas 22:59, Lucas 22:61, Lucas 22:63, Lucas 22:64, Lucas 22:66, Lucas 22:67–68, Lucas 22:69, Lucas 22:70, Lucas 22:71, Lucas 23:1, Lucas 23:2, Lucas 23:3, Lucas 23:4, Lucas 23:5, Lucas 23:6–7, Lucas 23:8, Lucas 23:9, Lucas 23:12, Lucas 23:14–15, Lucas 23:16–18, Lucas 23:19, Lucas 23:24, Lucas 23:26, Lucas 23:28, Lucas 23:29, Lucas 23:30, Lucas 23:31, Lucas 23:33, Lucas 23:34, Lucas 23:35, Lucas 23:36, Lucas 23:38, Lucas 23:42, Lucas 23:43, Lucas 23:44, Lucas 23:45, Lucas 23:46, Lucas 23:47, Lucas 23:48, Lucas 23:50–51, Lucas 23:52, Lucas 23:53, Lucas 23:54, Lucas 23:55–56, Lucas 24:1, Lucas 24:1–12, Lucas 24:2, Lucas 24:4, Lucas 24:5–7, Lucas 24:7, Lucas 24:9, Lucas 24:10, Lucas 24:12, Lucas 24:13, Lucas 24:13–34, Lucas 24:16, Lucas 24:18, Lucas 24:19, Lucas 24:21, Lucas 24:22, Lucas 24:25–26, Lucas 24:27, Lucas 24:29, Lucas 24:30, Lucas 24:31, Lucas 24:34, Lucas 24:39, Lucas 24:44, Lucas 24:46, Lucas 24:47, Lucas 24:48, Lucas 24:49, Lucas 24:50, Lucas 24:50–53, Lucas 24:51, Lucas 24:53</w:t>
       </w:r>
       <w:r>
         <w:rPr>

--- a/spa/docx/42.content.docx
+++ b/spa/docx/42.content.docx
@@ -150,19 +150,6 @@
           <w:lang w:val="es_ES" w:bidi="es_ES"/>
         </w:rPr>
         <w:t>LUK</w:t>
-      </w:r>
-      <w:r>
-        <w:rPr>
-          <w:lang w:val="es_ES" w:bidi="es_ES"/>
-        </w:rPr>
-      </w:r>
-    </w:p>
-    <w:p>
-      <w:pPr/>
-      <w:r>
-        <w:rPr>
-          <w:lang w:val="es_ES" w:bidi="es_ES"/>
-        </w:rPr>
       </w:r>
       <w:r>
         <w:rPr>

--- a/spa/docx/42.content.docx
+++ b/spa/docx/42.content.docx
@@ -19,7 +19,7 @@
         <w:rPr>
           <w:lang w:val="es_ES" w:bidi="es_ES"/>
         </w:rPr>
-        <w:t>Resource: Notas de Estudio (Tyndale)</w:t>
+        <w:t>Resource: Tyndale Open Study Notes</w:t>
       </w:r>
       <w:r>
         <w:rPr>
@@ -112,7 +112,7 @@
         <w:rPr>
           <w:lang w:val="es_ES" w:bidi="es_ES"/>
         </w:rPr>
-        <w:t>Notas de Estudio (Tyndale)</w:t>
+        <w:t>Tyndale Open Study Notes</w:t>
       </w:r>
     </w:p>
     <w:p>

--- a/spa/docx/42.content.docx
+++ b/spa/docx/42.content.docx
@@ -19,7 +19,7 @@
         <w:rPr>
           <w:lang w:val="es_ES" w:bidi="es_ES"/>
         </w:rPr>
-        <w:t>Resource: Tyndale Open Study Notes</w:t>
+        <w:t>Resource: Aquifer Open Study Notes</w:t>
       </w:r>
       <w:r>
         <w:rPr>
@@ -112,7 +112,7 @@
         <w:rPr>
           <w:lang w:val="es_ES" w:bidi="es_ES"/>
         </w:rPr>
-        <w:t>Tyndale Open Study Notes</w:t>
+        <w:t>Aquifer Open Study Notes</w:t>
       </w:r>
     </w:p>
     <w:p>
